--- a/掌柜智库说明文档.docx
+++ b/掌柜智库说明文档.docx
@@ -1019,6 +1019,49 @@
           <w:lang w:val="en-US" w:eastAsia="zh-CN"/>
         </w:rPr>
       </w:pPr>
+      <w:r>
+        <w:drawing>
+          <wp:inline distT="0" distB="0" distL="114300" distR="114300">
+            <wp:extent cx="5261610" cy="2873375"/>
+            <wp:effectExtent l="0" t="0" r="11430" b="6985"/>
+            <wp:docPr id="1" name="图片 1"/>
+            <wp:cNvGraphicFramePr>
+              <a:graphicFrameLocks xmlns:a="http://schemas.openxmlformats.org/drawingml/2006/main" noChangeAspect="1"/>
+            </wp:cNvGraphicFramePr>
+            <a:graphic xmlns:a="http://schemas.openxmlformats.org/drawingml/2006/main">
+              <a:graphicData uri="http://schemas.openxmlformats.org/drawingml/2006/picture">
+                <pic:pic xmlns:pic="http://schemas.openxmlformats.org/drawingml/2006/picture">
+                  <pic:nvPicPr>
+                    <pic:cNvPr id="1" name="图片 1"/>
+                    <pic:cNvPicPr>
+                      <a:picLocks noChangeAspect="1"/>
+                    </pic:cNvPicPr>
+                  </pic:nvPicPr>
+                  <pic:blipFill>
+                    <a:blip r:embed="rId8"/>
+                    <a:stretch>
+                      <a:fillRect/>
+                    </a:stretch>
+                  </pic:blipFill>
+                  <pic:spPr>
+                    <a:xfrm>
+                      <a:off x="0" y="0"/>
+                      <a:ext cx="5261610" cy="2873375"/>
+                    </a:xfrm>
+                    <a:prstGeom prst="rect">
+                      <a:avLst/>
+                    </a:prstGeom>
+                    <a:noFill/>
+                    <a:ln>
+                      <a:noFill/>
+                    </a:ln>
+                  </pic:spPr>
+                </pic:pic>
+              </a:graphicData>
+            </a:graphic>
+          </wp:inline>
+        </w:drawing>
+      </w:r>
     </w:p>
     <w:p>
       <w:pPr>
@@ -1051,10 +1094,17 @@
         <w:spacing w:before="0" w:beforeAutospacing="0" w:after="0" w:afterAutospacing="0"/>
         <w:ind w:leftChars="0" w:right="0" w:rightChars="0"/>
         <w:rPr>
-          <w:rFonts w:hint="default"/>
-          <w:lang w:val="en-US" w:eastAsia="zh-CN"/>
-        </w:rPr>
-      </w:pPr>
+          <w:rFonts w:hint="eastAsia"/>
+          <w:lang w:val="en-US" w:eastAsia="zh-CN"/>
+        </w:rPr>
+      </w:pPr>
+      <w:r>
+        <w:rPr>
+          <w:rFonts w:hint="eastAsia"/>
+          <w:lang w:val="en-US" w:eastAsia="zh-CN"/>
+        </w:rPr>
+        <w:t>我们传入</w:t>
+      </w:r>
     </w:p>
     <w:p>
       <w:pPr>
@@ -1073,6 +1123,49 @@
           <w:lang w:val="en-US" w:eastAsia="zh-CN"/>
         </w:rPr>
       </w:pPr>
+      <w:r>
+        <w:drawing>
+          <wp:inline distT="0" distB="0" distL="114300" distR="114300">
+            <wp:extent cx="5273040" cy="240030"/>
+            <wp:effectExtent l="0" t="0" r="0" b="3810"/>
+            <wp:docPr id="6" name="图片 2"/>
+            <wp:cNvGraphicFramePr>
+              <a:graphicFrameLocks xmlns:a="http://schemas.openxmlformats.org/drawingml/2006/main" noChangeAspect="1"/>
+            </wp:cNvGraphicFramePr>
+            <a:graphic xmlns:a="http://schemas.openxmlformats.org/drawingml/2006/main">
+              <a:graphicData uri="http://schemas.openxmlformats.org/drawingml/2006/picture">
+                <pic:pic xmlns:pic="http://schemas.openxmlformats.org/drawingml/2006/picture">
+                  <pic:nvPicPr>
+                    <pic:cNvPr id="6" name="图片 2"/>
+                    <pic:cNvPicPr>
+                      <a:picLocks noChangeAspect="1"/>
+                    </pic:cNvPicPr>
+                  </pic:nvPicPr>
+                  <pic:blipFill>
+                    <a:blip r:embed="rId9"/>
+                    <a:stretch>
+                      <a:fillRect/>
+                    </a:stretch>
+                  </pic:blipFill>
+                  <pic:spPr>
+                    <a:xfrm>
+                      <a:off x="0" y="0"/>
+                      <a:ext cx="5273040" cy="240030"/>
+                    </a:xfrm>
+                    <a:prstGeom prst="rect">
+                      <a:avLst/>
+                    </a:prstGeom>
+                    <a:noFill/>
+                    <a:ln>
+                      <a:noFill/>
+                    </a:ln>
+                  </pic:spPr>
+                </pic:pic>
+              </a:graphicData>
+            </a:graphic>
+          </wp:inline>
+        </w:drawing>
+      </w:r>
     </w:p>
     <w:p>
       <w:pPr>
@@ -1091,8 +1184,6 @@
           <w:lang w:val="en-US" w:eastAsia="zh-CN"/>
         </w:rPr>
       </w:pPr>
-      <w:bookmarkStart w:id="0" w:name="_GoBack"/>
-      <w:bookmarkEnd w:id="0"/>
     </w:p>
     <w:p>
       <w:pPr>
@@ -1107,10 +1198,17 @@
         <w:spacing w:before="0" w:beforeAutospacing="0" w:after="0" w:afterAutospacing="0"/>
         <w:ind w:leftChars="0" w:right="0" w:rightChars="0"/>
         <w:rPr>
-          <w:rFonts w:hint="default"/>
-          <w:lang w:val="en-US" w:eastAsia="zh-CN"/>
-        </w:rPr>
-      </w:pPr>
+          <w:rFonts w:hint="eastAsia"/>
+          <w:lang w:val="en-US" w:eastAsia="zh-CN"/>
+        </w:rPr>
+      </w:pPr>
+      <w:r>
+        <w:rPr>
+          <w:rFonts w:hint="eastAsia"/>
+          <w:lang w:val="en-US" w:eastAsia="zh-CN"/>
+        </w:rPr>
+        <w:t>进行处理</w:t>
+      </w:r>
     </w:p>
     <w:p>
       <w:pPr>
@@ -1129,6 +1227,49 @@
           <w:lang w:val="en-US" w:eastAsia="zh-CN"/>
         </w:rPr>
       </w:pPr>
+      <w:r>
+        <w:drawing>
+          <wp:inline distT="0" distB="0" distL="114300" distR="114300">
+            <wp:extent cx="5273675" cy="3525520"/>
+            <wp:effectExtent l="0" t="0" r="14605" b="10160"/>
+            <wp:docPr id="7" name="图片 3"/>
+            <wp:cNvGraphicFramePr>
+              <a:graphicFrameLocks xmlns:a="http://schemas.openxmlformats.org/drawingml/2006/main" noChangeAspect="1"/>
+            </wp:cNvGraphicFramePr>
+            <a:graphic xmlns:a="http://schemas.openxmlformats.org/drawingml/2006/main">
+              <a:graphicData uri="http://schemas.openxmlformats.org/drawingml/2006/picture">
+                <pic:pic xmlns:pic="http://schemas.openxmlformats.org/drawingml/2006/picture">
+                  <pic:nvPicPr>
+                    <pic:cNvPr id="7" name="图片 3"/>
+                    <pic:cNvPicPr>
+                      <a:picLocks noChangeAspect="1"/>
+                    </pic:cNvPicPr>
+                  </pic:nvPicPr>
+                  <pic:blipFill>
+                    <a:blip r:embed="rId10"/>
+                    <a:stretch>
+                      <a:fillRect/>
+                    </a:stretch>
+                  </pic:blipFill>
+                  <pic:spPr>
+                    <a:xfrm>
+                      <a:off x="0" y="0"/>
+                      <a:ext cx="5273675" cy="3525520"/>
+                    </a:xfrm>
+                    <a:prstGeom prst="rect">
+                      <a:avLst/>
+                    </a:prstGeom>
+                    <a:noFill/>
+                    <a:ln>
+                      <a:noFill/>
+                    </a:ln>
+                  </pic:spPr>
+                </pic:pic>
+              </a:graphicData>
+            </a:graphic>
+          </wp:inline>
+        </w:drawing>
+      </w:r>
     </w:p>
     <w:p>
       <w:pPr>
@@ -1143,39 +1284,443 @@
         <w:spacing w:before="0" w:beforeAutospacing="0" w:after="0" w:afterAutospacing="0"/>
         <w:ind w:leftChars="0" w:right="0" w:rightChars="0"/>
         <w:rPr>
-          <w:rFonts w:hint="default"/>
-          <w:lang w:val="en-US" w:eastAsia="zh-CN"/>
-        </w:rPr>
-      </w:pPr>
-    </w:p>
-    <w:p>
-      <w:pPr>
-        <w:pStyle w:val="3"/>
-        <w:bidi w:val="0"/>
-        <w:rPr>
-          <w:rFonts w:hint="default"/>
-          <w:lang w:val="en-US" w:eastAsia="zh-CN"/>
-        </w:rPr>
-      </w:pPr>
-      <w:r>
-        <w:rPr>
-          <w:rFonts w:hint="eastAsia"/>
-          <w:lang w:val="en-US" w:eastAsia="zh-CN"/>
-        </w:rPr>
-        <w:t>五.项目亮点:</w:t>
-      </w:r>
-    </w:p>
-    <w:p>
-      <w:pPr>
+          <w:rFonts w:hint="eastAsia"/>
+          <w:lang w:val="en-US" w:eastAsia="zh-CN"/>
+        </w:rPr>
+      </w:pPr>
+      <w:r>
+        <w:rPr>
+          <w:rFonts w:hint="eastAsia"/>
+          <w:lang w:val="en-US" w:eastAsia="zh-CN"/>
+        </w:rPr>
+        <w:t>等待处理完成</w:t>
+      </w:r>
+    </w:p>
+    <w:p>
+      <w:pPr>
+        <w:keepNext w:val="0"/>
+        <w:keepLines w:val="0"/>
+        <w:widowControl/>
         <w:numPr>
           <w:ilvl w:val="0"/>
           <w:numId w:val="0"/>
         </w:numPr>
+        <w:suppressLineNumbers w:val="0"/>
+        <w:spacing w:before="0" w:beforeAutospacing="0" w:after="0" w:afterAutospacing="0"/>
+        <w:ind w:leftChars="0" w:right="0" w:rightChars="0"/>
         <w:rPr>
           <w:rFonts w:hint="default"/>
           <w:lang w:val="en-US" w:eastAsia="zh-CN"/>
         </w:rPr>
       </w:pPr>
+      <w:r>
+        <w:drawing>
+          <wp:inline distT="0" distB="0" distL="114300" distR="114300">
+            <wp:extent cx="5268595" cy="4070350"/>
+            <wp:effectExtent l="0" t="0" r="4445" b="13970"/>
+            <wp:docPr id="9" name="图片 5"/>
+            <wp:cNvGraphicFramePr>
+              <a:graphicFrameLocks xmlns:a="http://schemas.openxmlformats.org/drawingml/2006/main" noChangeAspect="1"/>
+            </wp:cNvGraphicFramePr>
+            <a:graphic xmlns:a="http://schemas.openxmlformats.org/drawingml/2006/main">
+              <a:graphicData uri="http://schemas.openxmlformats.org/drawingml/2006/picture">
+                <pic:pic xmlns:pic="http://schemas.openxmlformats.org/drawingml/2006/picture">
+                  <pic:nvPicPr>
+                    <pic:cNvPr id="9" name="图片 5"/>
+                    <pic:cNvPicPr>
+                      <a:picLocks noChangeAspect="1"/>
+                    </pic:cNvPicPr>
+                  </pic:nvPicPr>
+                  <pic:blipFill>
+                    <a:blip r:embed="rId11"/>
+                    <a:stretch>
+                      <a:fillRect/>
+                    </a:stretch>
+                  </pic:blipFill>
+                  <pic:spPr>
+                    <a:xfrm>
+                      <a:off x="0" y="0"/>
+                      <a:ext cx="5268595" cy="4070350"/>
+                    </a:xfrm>
+                    <a:prstGeom prst="rect">
+                      <a:avLst/>
+                    </a:prstGeom>
+                    <a:noFill/>
+                    <a:ln>
+                      <a:noFill/>
+                    </a:ln>
+                  </pic:spPr>
+                </pic:pic>
+              </a:graphicData>
+            </a:graphic>
+          </wp:inline>
+        </w:drawing>
+      </w:r>
+    </w:p>
+    <w:p>
+      <w:pPr>
+        <w:bidi w:val="0"/>
+        <w:rPr>
+          <w:rFonts w:hint="default"/>
+          <w:lang w:val="en-US" w:eastAsia="zh-CN"/>
+        </w:rPr>
+      </w:pPr>
+    </w:p>
+    <w:p>
+      <w:pPr>
+        <w:numPr>
+          <w:ilvl w:val="0"/>
+          <w:numId w:val="0"/>
+        </w:numPr>
+        <w:rPr>
+          <w:rFonts w:hint="eastAsia"/>
+          <w:lang w:val="en-US" w:eastAsia="zh-CN"/>
+        </w:rPr>
+      </w:pPr>
+      <w:r>
+        <w:rPr>
+          <w:rFonts w:hint="eastAsia"/>
+          <w:lang w:val="en-US" w:eastAsia="zh-CN"/>
+        </w:rPr>
+        <w:t>在向量数据库中可以看到已经存入</w:t>
+      </w:r>
+    </w:p>
+    <w:p>
+      <w:pPr>
+        <w:numPr>
+          <w:ilvl w:val="0"/>
+          <w:numId w:val="0"/>
+        </w:numPr>
+      </w:pPr>
+      <w:r>
+        <w:drawing>
+          <wp:inline distT="0" distB="0" distL="114300" distR="114300">
+            <wp:extent cx="5273040" cy="1181100"/>
+            <wp:effectExtent l="0" t="0" r="0" b="7620"/>
+            <wp:docPr id="10" name="图片 6"/>
+            <wp:cNvGraphicFramePr>
+              <a:graphicFrameLocks xmlns:a="http://schemas.openxmlformats.org/drawingml/2006/main" noChangeAspect="1"/>
+            </wp:cNvGraphicFramePr>
+            <a:graphic xmlns:a="http://schemas.openxmlformats.org/drawingml/2006/main">
+              <a:graphicData uri="http://schemas.openxmlformats.org/drawingml/2006/picture">
+                <pic:pic xmlns:pic="http://schemas.openxmlformats.org/drawingml/2006/picture">
+                  <pic:nvPicPr>
+                    <pic:cNvPr id="10" name="图片 6"/>
+                    <pic:cNvPicPr>
+                      <a:picLocks noChangeAspect="1"/>
+                    </pic:cNvPicPr>
+                  </pic:nvPicPr>
+                  <pic:blipFill>
+                    <a:blip r:embed="rId12"/>
+                    <a:stretch>
+                      <a:fillRect/>
+                    </a:stretch>
+                  </pic:blipFill>
+                  <pic:spPr>
+                    <a:xfrm>
+                      <a:off x="0" y="0"/>
+                      <a:ext cx="5273040" cy="1181100"/>
+                    </a:xfrm>
+                    <a:prstGeom prst="rect">
+                      <a:avLst/>
+                    </a:prstGeom>
+                    <a:noFill/>
+                    <a:ln>
+                      <a:noFill/>
+                    </a:ln>
+                  </pic:spPr>
+                </pic:pic>
+              </a:graphicData>
+            </a:graphic>
+          </wp:inline>
+        </w:drawing>
+      </w:r>
+    </w:p>
+    <w:p>
+      <w:pPr>
+        <w:numPr>
+          <w:ilvl w:val="0"/>
+          <w:numId w:val="0"/>
+        </w:numPr>
+      </w:pPr>
+      <w:r>
+        <w:drawing>
+          <wp:inline distT="0" distB="0" distL="114300" distR="114300">
+            <wp:extent cx="5266055" cy="2192655"/>
+            <wp:effectExtent l="0" t="0" r="6985" b="1905"/>
+            <wp:docPr id="11" name="图片 7"/>
+            <wp:cNvGraphicFramePr>
+              <a:graphicFrameLocks xmlns:a="http://schemas.openxmlformats.org/drawingml/2006/main" noChangeAspect="1"/>
+            </wp:cNvGraphicFramePr>
+            <a:graphic xmlns:a="http://schemas.openxmlformats.org/drawingml/2006/main">
+              <a:graphicData uri="http://schemas.openxmlformats.org/drawingml/2006/picture">
+                <pic:pic xmlns:pic="http://schemas.openxmlformats.org/drawingml/2006/picture">
+                  <pic:nvPicPr>
+                    <pic:cNvPr id="11" name="图片 7"/>
+                    <pic:cNvPicPr>
+                      <a:picLocks noChangeAspect="1"/>
+                    </pic:cNvPicPr>
+                  </pic:nvPicPr>
+                  <pic:blipFill>
+                    <a:blip r:embed="rId13"/>
+                    <a:stretch>
+                      <a:fillRect/>
+                    </a:stretch>
+                  </pic:blipFill>
+                  <pic:spPr>
+                    <a:xfrm>
+                      <a:off x="0" y="0"/>
+                      <a:ext cx="5266055" cy="2192655"/>
+                    </a:xfrm>
+                    <a:prstGeom prst="rect">
+                      <a:avLst/>
+                    </a:prstGeom>
+                    <a:noFill/>
+                    <a:ln>
+                      <a:noFill/>
+                    </a:ln>
+                  </pic:spPr>
+                </pic:pic>
+              </a:graphicData>
+            </a:graphic>
+          </wp:inline>
+        </w:drawing>
+      </w:r>
+    </w:p>
+    <w:p>
+      <w:pPr>
+        <w:numPr>
+          <w:ilvl w:val="0"/>
+          <w:numId w:val="0"/>
+        </w:numPr>
+        <w:rPr>
+          <w:rFonts w:hint="eastAsia"/>
+          <w:lang w:val="en-US" w:eastAsia="zh-CN"/>
+        </w:rPr>
+      </w:pPr>
+      <w:r>
+        <w:rPr>
+          <w:rFonts w:hint="eastAsia"/>
+          <w:lang w:val="en-US" w:eastAsia="zh-CN"/>
+        </w:rPr>
+        <w:t>我们进行查询</w:t>
+      </w:r>
+    </w:p>
+    <w:p>
+      <w:pPr>
+        <w:numPr>
+          <w:ilvl w:val="0"/>
+          <w:numId w:val="0"/>
+        </w:numPr>
+      </w:pPr>
+      <w:r>
+        <w:drawing>
+          <wp:inline distT="0" distB="0" distL="114300" distR="114300">
+            <wp:extent cx="5271135" cy="2994025"/>
+            <wp:effectExtent l="0" t="0" r="1905" b="8255"/>
+            <wp:docPr id="12" name="图片 8"/>
+            <wp:cNvGraphicFramePr>
+              <a:graphicFrameLocks xmlns:a="http://schemas.openxmlformats.org/drawingml/2006/main" noChangeAspect="1"/>
+            </wp:cNvGraphicFramePr>
+            <a:graphic xmlns:a="http://schemas.openxmlformats.org/drawingml/2006/main">
+              <a:graphicData uri="http://schemas.openxmlformats.org/drawingml/2006/picture">
+                <pic:pic xmlns:pic="http://schemas.openxmlformats.org/drawingml/2006/picture">
+                  <pic:nvPicPr>
+                    <pic:cNvPr id="12" name="图片 8"/>
+                    <pic:cNvPicPr>
+                      <a:picLocks noChangeAspect="1"/>
+                    </pic:cNvPicPr>
+                  </pic:nvPicPr>
+                  <pic:blipFill>
+                    <a:blip r:embed="rId14"/>
+                    <a:stretch>
+                      <a:fillRect/>
+                    </a:stretch>
+                  </pic:blipFill>
+                  <pic:spPr>
+                    <a:xfrm>
+                      <a:off x="0" y="0"/>
+                      <a:ext cx="5271135" cy="2994025"/>
+                    </a:xfrm>
+                    <a:prstGeom prst="rect">
+                      <a:avLst/>
+                    </a:prstGeom>
+                    <a:noFill/>
+                    <a:ln>
+                      <a:noFill/>
+                    </a:ln>
+                  </pic:spPr>
+                </pic:pic>
+              </a:graphicData>
+            </a:graphic>
+          </wp:inline>
+        </w:drawing>
+      </w:r>
+    </w:p>
+    <w:p>
+      <w:pPr>
+        <w:numPr>
+          <w:ilvl w:val="0"/>
+          <w:numId w:val="0"/>
+        </w:numPr>
+        <w:rPr>
+          <w:rFonts w:hint="eastAsia"/>
+          <w:lang w:val="en-US" w:eastAsia="zh-CN"/>
+        </w:rPr>
+      </w:pPr>
+      <w:r>
+        <w:rPr>
+          <w:rFonts w:hint="eastAsia"/>
+          <w:lang w:val="en-US" w:eastAsia="zh-CN"/>
+        </w:rPr>
+        <w:t>提问不明确会让你选择可选选项</w:t>
+      </w:r>
+    </w:p>
+    <w:p>
+      <w:pPr>
+        <w:numPr>
+          <w:ilvl w:val="0"/>
+          <w:numId w:val="0"/>
+        </w:numPr>
+      </w:pPr>
+      <w:r>
+        <w:drawing>
+          <wp:inline distT="0" distB="0" distL="114300" distR="114300">
+            <wp:extent cx="5267960" cy="3749675"/>
+            <wp:effectExtent l="0" t="0" r="5080" b="14605"/>
+            <wp:docPr id="13" name="图片 9"/>
+            <wp:cNvGraphicFramePr>
+              <a:graphicFrameLocks xmlns:a="http://schemas.openxmlformats.org/drawingml/2006/main" noChangeAspect="1"/>
+            </wp:cNvGraphicFramePr>
+            <a:graphic xmlns:a="http://schemas.openxmlformats.org/drawingml/2006/main">
+              <a:graphicData uri="http://schemas.openxmlformats.org/drawingml/2006/picture">
+                <pic:pic xmlns:pic="http://schemas.openxmlformats.org/drawingml/2006/picture">
+                  <pic:nvPicPr>
+                    <pic:cNvPr id="13" name="图片 9"/>
+                    <pic:cNvPicPr>
+                      <a:picLocks noChangeAspect="1"/>
+                    </pic:cNvPicPr>
+                  </pic:nvPicPr>
+                  <pic:blipFill>
+                    <a:blip r:embed="rId15"/>
+                    <a:stretch>
+                      <a:fillRect/>
+                    </a:stretch>
+                  </pic:blipFill>
+                  <pic:spPr>
+                    <a:xfrm>
+                      <a:off x="0" y="0"/>
+                      <a:ext cx="5267960" cy="3749675"/>
+                    </a:xfrm>
+                    <a:prstGeom prst="rect">
+                      <a:avLst/>
+                    </a:prstGeom>
+                    <a:noFill/>
+                    <a:ln>
+                      <a:noFill/>
+                    </a:ln>
+                  </pic:spPr>
+                </pic:pic>
+              </a:graphicData>
+            </a:graphic>
+          </wp:inline>
+        </w:drawing>
+      </w:r>
+    </w:p>
+    <w:p>
+      <w:pPr>
+        <w:numPr>
+          <w:ilvl w:val="0"/>
+          <w:numId w:val="0"/>
+        </w:numPr>
+        <w:rPr>
+          <w:rFonts w:hint="eastAsia"/>
+          <w:lang w:val="en-US" w:eastAsia="zh-CN"/>
+        </w:rPr>
+      </w:pPr>
+      <w:r>
+        <w:rPr>
+          <w:rFonts w:hint="eastAsia"/>
+          <w:lang w:val="en-US" w:eastAsia="zh-CN"/>
+        </w:rPr>
+        <w:t>提出问题等待流程走完</w:t>
+      </w:r>
+    </w:p>
+    <w:p>
+      <w:pPr>
+        <w:numPr>
+          <w:ilvl w:val="0"/>
+          <w:numId w:val="0"/>
+        </w:numPr>
+        <w:rPr>
+          <w:rFonts w:hint="eastAsia"/>
+          <w:lang w:val="en-US" w:eastAsia="zh-CN"/>
+        </w:rPr>
+      </w:pPr>
+      <w:r>
+        <w:rPr>
+          <w:rFonts w:hint="eastAsia"/>
+          <w:lang w:val="en-US" w:eastAsia="zh-CN"/>
+        </w:rPr>
+        <w:t>得出回答</w:t>
+      </w:r>
+    </w:p>
+    <w:p>
+      <w:pPr>
+        <w:numPr>
+          <w:ilvl w:val="0"/>
+          <w:numId w:val="0"/>
+        </w:numPr>
+        <w:rPr>
+          <w:rFonts w:hint="default"/>
+          <w:lang w:val="en-US" w:eastAsia="zh-CN"/>
+        </w:rPr>
+      </w:pPr>
+      <w:bookmarkStart w:id="0" w:name="_GoBack"/>
+      <w:bookmarkEnd w:id="0"/>
+      <w:r>
+        <w:drawing>
+          <wp:inline distT="0" distB="0" distL="114300" distR="114300">
+            <wp:extent cx="5267325" cy="2738755"/>
+            <wp:effectExtent l="0" t="0" r="5715" b="4445"/>
+            <wp:docPr id="14" name="图片 10"/>
+            <wp:cNvGraphicFramePr>
+              <a:graphicFrameLocks xmlns:a="http://schemas.openxmlformats.org/drawingml/2006/main" noChangeAspect="1"/>
+            </wp:cNvGraphicFramePr>
+            <a:graphic xmlns:a="http://schemas.openxmlformats.org/drawingml/2006/main">
+              <a:graphicData uri="http://schemas.openxmlformats.org/drawingml/2006/picture">
+                <pic:pic xmlns:pic="http://schemas.openxmlformats.org/drawingml/2006/picture">
+                  <pic:nvPicPr>
+                    <pic:cNvPr id="14" name="图片 10"/>
+                    <pic:cNvPicPr>
+                      <a:picLocks noChangeAspect="1"/>
+                    </pic:cNvPicPr>
+                  </pic:nvPicPr>
+                  <pic:blipFill>
+                    <a:blip r:embed="rId16"/>
+                    <a:stretch>
+                      <a:fillRect/>
+                    </a:stretch>
+                  </pic:blipFill>
+                  <pic:spPr>
+                    <a:xfrm>
+                      <a:off x="0" y="0"/>
+                      <a:ext cx="5267325" cy="2738755"/>
+                    </a:xfrm>
+                    <a:prstGeom prst="rect">
+                      <a:avLst/>
+                    </a:prstGeom>
+                    <a:noFill/>
+                    <a:ln>
+                      <a:noFill/>
+                    </a:ln>
+                  </pic:spPr>
+                </pic:pic>
+              </a:graphicData>
+            </a:graphic>
+          </wp:inline>
+        </w:drawing>
+      </w:r>
     </w:p>
     <w:sectPr>
       <w:pgSz w:w="11906" w:h="16838"/>
@@ -1317,7 +1862,7 @@
     <w:lsdException w:unhideWhenUsed="0" w:uiPriority="0" w:semiHidden="0" w:name="Document Map"/>
     <w:lsdException w:unhideWhenUsed="0" w:uiPriority="0" w:semiHidden="0" w:name="Plain Text"/>
     <w:lsdException w:unhideWhenUsed="0" w:uiPriority="0" w:semiHidden="0" w:name="E-mail Signature"/>
-    <w:lsdException w:unhideWhenUsed="0" w:uiPriority="0" w:semiHidden="0" w:name="Normal (Web)"/>
+    <w:lsdException w:qFormat="1" w:unhideWhenUsed="0" w:uiPriority="0" w:semiHidden="0" w:name="Normal (Web)"/>
     <w:lsdException w:unhideWhenUsed="0" w:uiPriority="0" w:semiHidden="0" w:name="HTML Acronym"/>
     <w:lsdException w:unhideWhenUsed="0" w:uiPriority="0" w:semiHidden="0" w:name="HTML Address"/>
     <w:lsdException w:unhideWhenUsed="0" w:uiPriority="0" w:semiHidden="0" w:name="HTML Cite"/>
@@ -1549,6 +2094,7 @@
   <w:style w:type="paragraph" w:styleId="4">
     <w:name w:val="Normal (Web)"/>
     <w:basedOn w:val="1"/>
+    <w:qFormat/>
     <w:uiPriority w:val="0"/>
     <w:rPr>
       <w:sz w:val="24"/>
